--- a/round1/output/docx_sections/LAW Law.docx
+++ b/round1/output/docx_sections/LAW Law.docx
@@ -8,7 +8,7 @@
       </w:pPr>
       <w:r>
         <w:rPr>
-          <w:rFonts w:ascii="Aptos Display" w:hAnsi="Aptos Display"/>
+          <w:rFonts w:ascii="Aptos" w:hAnsi="Aptos"/>
           <w:b w:val="0"/>
           <w:i w:val="0"/>
           <w:color w:val="0F4761"/>
@@ -18,7 +18,7 @@
       </w:r>
       <w:r>
         <w:rPr>
-          <w:rFonts w:ascii="Aptos Display" w:hAnsi="Aptos Display"/>
+          <w:rFonts w:ascii="Aptos" w:hAnsi="Aptos"/>
           <w:b w:val="0"/>
           <w:i w:val="0"/>
           <w:color w:val="0F4761"/>
@@ -106,7 +106,7 @@
           <w:color w:val="000000"/>
           <w:sz w:val="24"/>
         </w:rPr>
-        <w:t>The Law Department supports Code Enforcement by providing legal review, preparing court documents, initiating and managing enforcement actions, and representing the City in court. Attorneys and paralegals review Code Enforcement activities for legal sufficiency, draft affirmations, petitions, warrants, and pleadings, research ownership and legal issues, and coordinate with inspectors throughout the enforcement process.</w:t>
+        <w:t>The Law Department supports Code Enforcement by providing legal review, preparing court documents, initiating and managing enforcement actions, and representing the City in court. Attorneys and paralegals review Code Enforcement activities for legal adequacy, draft affirmations, petitions, warrants, and pleadings, research ownership and legal issues, and coordinate with inspectors throughout the enforcement process.</w:t>
       </w:r>
     </w:p>
     <w:p>
@@ -132,21 +132,14 @@
         <w:rPr>
           <w:rFonts w:ascii="Aptos" w:hAnsi="Aptos"/>
           <w:b/>
-          <w:i w:val="0"/>
-          <w:color w:val="000000"/>
-          <w:sz w:val="24"/>
         </w:rPr>
-        <w:t>Legal Case Review:</w:t>
+        <w:t>Case Review:</w:t>
       </w:r>
       <w:r>
         <w:rPr>
           <w:rFonts w:ascii="Aptos" w:hAnsi="Aptos"/>
-          <w:b w:val="0"/>
-          <w:i w:val="0"/>
-          <w:color w:val="000000"/>
-          <w:sz w:val="24"/>
         </w:rPr>
-        <w:t xml:space="preserve"> Review Code Enforcement activities for legal compliance before initiating court action.</w:t>
+        <w:t xml:space="preserve"> Review Code Enforcement cases referred for legal action.</w:t>
       </w:r>
     </w:p>
     <w:p>
@@ -157,21 +150,14 @@
         <w:rPr>
           <w:rFonts w:ascii="Aptos" w:hAnsi="Aptos"/>
           <w:b/>
-          <w:i w:val="0"/>
-          <w:color w:val="000000"/>
-          <w:sz w:val="24"/>
         </w:rPr>
-        <w:t>Court Document Preparation:</w:t>
+        <w:t>Legal Document Preparation:</w:t>
       </w:r>
       <w:r>
         <w:rPr>
           <w:rFonts w:ascii="Aptos" w:hAnsi="Aptos"/>
-          <w:b w:val="0"/>
-          <w:i w:val="0"/>
-          <w:color w:val="000000"/>
-          <w:sz w:val="24"/>
         </w:rPr>
-        <w:t xml:space="preserve"> Draft affirmations, petitions, pleadings, warrants, and other legal documents.</w:t>
+        <w:t xml:space="preserve"> Prepare affirmations, petitions, warrants, pleadings, and other court documents.</w:t>
       </w:r>
     </w:p>
     <w:p>
@@ -182,21 +168,14 @@
         <w:rPr>
           <w:rFonts w:ascii="Aptos" w:hAnsi="Aptos"/>
           <w:b/>
-          <w:i w:val="0"/>
-          <w:color w:val="000000"/>
-          <w:sz w:val="24"/>
         </w:rPr>
         <w:t>Legal Research:</w:t>
       </w:r>
       <w:r>
         <w:rPr>
           <w:rFonts w:ascii="Aptos" w:hAnsi="Aptos"/>
-          <w:b w:val="0"/>
-          <w:i w:val="0"/>
-          <w:color w:val="000000"/>
-          <w:sz w:val="24"/>
         </w:rPr>
-        <w:t xml:space="preserve"> Research statutes, case law, ownership information, and legal issues.</w:t>
+        <w:t xml:space="preserve"> Research ownership information, property history, statutes, and legal issues.</w:t>
       </w:r>
     </w:p>
     <w:p>
@@ -207,21 +186,14 @@
         <w:rPr>
           <w:rFonts w:ascii="Aptos" w:hAnsi="Aptos"/>
           <w:b/>
-          <w:i w:val="0"/>
-          <w:color w:val="000000"/>
-          <w:sz w:val="24"/>
         </w:rPr>
         <w:t>Court Representation:</w:t>
       </w:r>
       <w:r>
         <w:rPr>
           <w:rFonts w:ascii="Aptos" w:hAnsi="Aptos"/>
-          <w:b w:val="0"/>
-          <w:i w:val="0"/>
-          <w:color w:val="000000"/>
-          <w:sz w:val="24"/>
         </w:rPr>
-        <w:t xml:space="preserve"> Represent the City in court proceedings, negotiations, and enforcement hearings.</w:t>
+        <w:t xml:space="preserve"> Represent the City during legal proceedings.</w:t>
       </w:r>
     </w:p>
     <w:p>
@@ -232,21 +204,14 @@
         <w:rPr>
           <w:rFonts w:ascii="Aptos" w:hAnsi="Aptos"/>
           <w:b/>
-          <w:i w:val="0"/>
-          <w:color w:val="000000"/>
-          <w:sz w:val="24"/>
         </w:rPr>
-        <w:t>Rental Registry Enforcement:</w:t>
+        <w:t>Property Research:</w:t>
       </w:r>
       <w:r>
         <w:rPr>
           <w:rFonts w:ascii="Aptos" w:hAnsi="Aptos"/>
-          <w:b w:val="0"/>
-          <w:i w:val="0"/>
-          <w:color w:val="000000"/>
-          <w:sz w:val="24"/>
         </w:rPr>
-        <w:t xml:space="preserve"> Obtain inspection warrants and pursue litigation related to Rental Registry inspections.</w:t>
+        <w:t xml:space="preserve"> Review ownership, tax, water, and property information to support legal cases.</w:t>
       </w:r>
     </w:p>
     <w:p>
@@ -257,21 +222,14 @@
         <w:rPr>
           <w:rFonts w:ascii="Aptos" w:hAnsi="Aptos"/>
           <w:b/>
-          <w:i w:val="0"/>
-          <w:color w:val="000000"/>
-          <w:sz w:val="24"/>
         </w:rPr>
-        <w:t>Property &amp; Ownership Research:</w:t>
+        <w:t>Inspector Coordination:</w:t>
       </w:r>
       <w:r>
         <w:rPr>
           <w:rFonts w:ascii="Aptos" w:hAnsi="Aptos"/>
-          <w:b w:val="0"/>
-          <w:i w:val="0"/>
-          <w:color w:val="000000"/>
-          <w:sz w:val="24"/>
         </w:rPr>
-        <w:t xml:space="preserve"> Gather ownership, tax, and property information to support enforcement cases.</w:t>
+        <w:t xml:space="preserve"> Work with inspectors to obtain documentation and information needed for court cases.</w:t>
       </w:r>
     </w:p>
     <w:p>
@@ -282,46 +240,14 @@
         <w:rPr>
           <w:rFonts w:ascii="Aptos" w:hAnsi="Aptos"/>
           <w:b/>
-          <w:i w:val="0"/>
-          <w:color w:val="000000"/>
-          <w:sz w:val="24"/>
-        </w:rPr>
-        <w:t>Inspector Support:</w:t>
-      </w:r>
-      <w:r>
-        <w:rPr>
-          <w:rFonts w:ascii="Aptos" w:hAnsi="Aptos"/>
-          <w:b w:val="0"/>
-          <w:i w:val="0"/>
-          <w:color w:val="000000"/>
-          <w:sz w:val="24"/>
-        </w:rPr>
-        <w:t xml:space="preserve"> Provide legal support and work closely with inspectors throughout enforcement actions.</w:t>
-      </w:r>
-    </w:p>
-    <w:p>
-      <w:pPr>
-        <w:pStyle w:val="ListParagraph"/>
-      </w:pPr>
-      <w:r>
-        <w:rPr>
-          <w:rFonts w:ascii="Aptos" w:hAnsi="Aptos"/>
-          <w:b/>
-          <w:i w:val="0"/>
-          <w:color w:val="000000"/>
-          <w:sz w:val="24"/>
         </w:rPr>
         <w:t>Document Management:</w:t>
       </w:r>
       <w:r>
         <w:rPr>
           <w:rFonts w:ascii="Aptos" w:hAnsi="Aptos"/>
-          <w:b w:val="0"/>
-          <w:i w:val="0"/>
-          <w:color w:val="000000"/>
-          <w:sz w:val="24"/>
         </w:rPr>
-        <w:t xml:space="preserve"> Collect, organize, and maintain legal exhibits, evidence, and supporting documentation.</w:t>
+        <w:t xml:space="preserve"> Organize and maintain legal documents and supporting evidence.  </w:t>
       </w:r>
     </w:p>
     <w:p>
@@ -362,21 +288,16 @@
         <w:rPr>
           <w:rFonts w:ascii="Aptos" w:hAnsi="Aptos"/>
           <w:b/>
-          <w:i w:val="0"/>
-          <w:color w:val="000000"/>
           <w:sz w:val="24"/>
         </w:rPr>
-        <w:t>Receive Enforcement Cases:</w:t>
+        <w:t>Receive Case Referrals:</w:t>
       </w:r>
       <w:r>
         <w:rPr>
           <w:rFonts w:ascii="Aptos" w:hAnsi="Aptos"/>
-          <w:b w:val="0"/>
-          <w:i w:val="0"/>
-          <w:color w:val="000000"/>
           <w:sz w:val="24"/>
         </w:rPr>
-        <w:t xml:space="preserve"> Receive cases from Code Enforcement requiring legal review.</w:t>
+        <w:t xml:space="preserve"> Receive Code Enforcement cases requiring legal review.</w:t>
       </w:r>
     </w:p>
     <w:p>
@@ -387,21 +308,16 @@
         <w:rPr>
           <w:rFonts w:ascii="Aptos" w:hAnsi="Aptos"/>
           <w:b/>
-          <w:i w:val="0"/>
-          <w:color w:val="000000"/>
           <w:sz w:val="24"/>
         </w:rPr>
-        <w:t>Review Case Documentation:</w:t>
+        <w:t>Review Documentation:</w:t>
       </w:r>
       <w:r>
         <w:rPr>
           <w:rFonts w:ascii="Aptos" w:hAnsi="Aptos"/>
-          <w:b w:val="0"/>
-          <w:i w:val="0"/>
-          <w:color w:val="000000"/>
           <w:sz w:val="24"/>
         </w:rPr>
-        <w:t xml:space="preserve"> Verify complaints, notices, inspections, photographs, Nail &amp; Mail documentation, and supporting evidence.</w:t>
+        <w:t xml:space="preserve"> Review inspection records, notices, photographs, and supporting documentation.</w:t>
       </w:r>
     </w:p>
     <w:p>
@@ -412,8 +328,6 @@
         <w:rPr>
           <w:rFonts w:ascii="Aptos" w:hAnsi="Aptos"/>
           <w:b/>
-          <w:i w:val="0"/>
-          <w:color w:val="000000"/>
           <w:sz w:val="24"/>
         </w:rPr>
         <w:t>Research Property Information:</w:t>
@@ -421,12 +335,9 @@
       <w:r>
         <w:rPr>
           <w:rFonts w:ascii="Aptos" w:hAnsi="Aptos"/>
-          <w:b w:val="0"/>
-          <w:i w:val="0"/>
-          <w:color w:val="000000"/>
           <w:sz w:val="24"/>
         </w:rPr>
-        <w:t xml:space="preserve"> Review ownership, tax records, water records, and complaint history.</w:t>
+        <w:t xml:space="preserve"> Verify ownership and property information before proceeding with legal action.</w:t>
       </w:r>
     </w:p>
     <w:p>
@@ -437,21 +348,16 @@
         <w:rPr>
           <w:rFonts w:ascii="Aptos" w:hAnsi="Aptos"/>
           <w:b/>
-          <w:i w:val="0"/>
-          <w:color w:val="000000"/>
           <w:sz w:val="24"/>
         </w:rPr>
-        <w:t>Determine Legal Action:</w:t>
+        <w:t>Prepare Legal Filings:</w:t>
       </w:r>
       <w:r>
         <w:rPr>
           <w:rFonts w:ascii="Aptos" w:hAnsi="Aptos"/>
-          <w:b w:val="0"/>
-          <w:i w:val="0"/>
-          <w:color w:val="000000"/>
           <w:sz w:val="24"/>
         </w:rPr>
-        <w:t xml:space="preserve"> Assess whether sufficient documentation exists to proceed with legal action.</w:t>
+        <w:t xml:space="preserve"> Prepare documents required for court proceeding</w:t>
       </w:r>
     </w:p>
     <w:p>
@@ -466,7 +372,14 @@
           <w:color w:val="000000"/>
           <w:sz w:val="24"/>
         </w:rPr>
-        <w:t>Inspection: The Law Department does not conduct inspections but support inspectors by-</w:t>
+        <w:t xml:space="preserve">Inspection: </w:t>
+      </w:r>
+      <w:r>
+        <w:rPr>
+          <w:rFonts w:ascii="Aptos" w:hAnsi="Aptos"/>
+          <w:sz w:val="24"/>
+        </w:rPr>
+        <w:t>The Law Department does not conduct inspections.</w:t>
       </w:r>
     </w:p>
     <w:p>
@@ -476,12 +389,17 @@
       <w:r>
         <w:rPr>
           <w:rFonts w:ascii="Aptos" w:hAnsi="Aptos"/>
-          <w:b w:val="0"/>
-          <w:i w:val="0"/>
-          <w:color w:val="000000"/>
+          <w:b/>
           <w:sz w:val="24"/>
         </w:rPr>
-        <w:t>Reviewing inspection records before litigation.</w:t>
+        <w:t>Review Inspection Documentation:</w:t>
+      </w:r>
+      <w:r>
+        <w:rPr>
+          <w:rFonts w:ascii="Aptos" w:hAnsi="Aptos"/>
+          <w:sz w:val="24"/>
+        </w:rPr>
+        <w:t xml:space="preserve"> Review inspection reports, photographs, and supporting documentation submitted by inspectors.</w:t>
       </w:r>
     </w:p>
     <w:p>
@@ -491,42 +409,17 @@
       <w:r>
         <w:rPr>
           <w:rFonts w:ascii="Aptos" w:hAnsi="Aptos"/>
-          <w:b w:val="0"/>
-          <w:i w:val="0"/>
-          <w:color w:val="000000"/>
+          <w:b/>
           <w:sz w:val="24"/>
         </w:rPr>
-        <w:t>Verifying inspections and notices satisfy legal requirements.</w:t>
+        <w:t>Request Additional Information:</w:t>
       </w:r>
-    </w:p>
-    <w:p>
-      <w:pPr>
-        <w:pStyle w:val="ListParagraph"/>
-      </w:pPr>
       <w:r>
         <w:rPr>
           <w:rFonts w:ascii="Aptos" w:hAnsi="Aptos"/>
-          <w:b w:val="0"/>
-          <w:i w:val="0"/>
-          <w:color w:val="000000"/>
           <w:sz w:val="24"/>
         </w:rPr>
-        <w:t>Identifying missing documentation before court filings.</w:t>
-      </w:r>
-    </w:p>
-    <w:p>
-      <w:pPr>
-        <w:pStyle w:val="ListParagraph"/>
-      </w:pPr>
-      <w:r>
-        <w:rPr>
-          <w:rFonts w:ascii="Aptos" w:hAnsi="Aptos"/>
-          <w:b w:val="0"/>
-          <w:i w:val="0"/>
-          <w:color w:val="000000"/>
-          <w:sz w:val="24"/>
-        </w:rPr>
-        <w:t>Requesting additional inspections or documentation when necessary.</w:t>
+        <w:t xml:space="preserve"> Request additional documentation from inspectors when information is missing or incomplete.</w:t>
       </w:r>
     </w:p>
     <w:p>
@@ -552,21 +445,14 @@
         <w:rPr>
           <w:rFonts w:ascii="Aptos" w:hAnsi="Aptos"/>
           <w:b/>
-          <w:i w:val="0"/>
-          <w:color w:val="000000"/>
-          <w:sz w:val="24"/>
         </w:rPr>
-        <w:t>Evidence Collections:</w:t>
+        <w:t>Case Documentation:</w:t>
       </w:r>
       <w:r>
         <w:rPr>
           <w:rFonts w:ascii="Aptos" w:hAnsi="Aptos"/>
-          <w:b w:val="0"/>
-          <w:i w:val="0"/>
-          <w:color w:val="000000"/>
-          <w:sz w:val="24"/>
         </w:rPr>
-        <w:t xml:space="preserve"> Gather complaints, notices, inspection records, and photographs.</w:t>
+        <w:t xml:space="preserve"> Maintain legal case files and supporting documentation.</w:t>
       </w:r>
     </w:p>
     <w:p>
@@ -577,21 +463,14 @@
         <w:rPr>
           <w:rFonts w:ascii="Aptos" w:hAnsi="Aptos"/>
           <w:b/>
-          <w:i w:val="0"/>
-          <w:color w:val="000000"/>
-          <w:sz w:val="24"/>
         </w:rPr>
-        <w:t xml:space="preserve">Property Research: </w:t>
+        <w:t>Property Research:</w:t>
       </w:r>
       <w:r>
         <w:rPr>
           <w:rFonts w:ascii="Aptos" w:hAnsi="Aptos"/>
-          <w:b w:val="0"/>
-          <w:i w:val="0"/>
-          <w:color w:val="000000"/>
-          <w:sz w:val="24"/>
         </w:rPr>
-        <w:t>Research ownership, tax records, water accounts, and historical complaints.</w:t>
+        <w:t xml:space="preserve"> Research ownership, tax records, and historical property information.</w:t>
       </w:r>
     </w:p>
     <w:p>
@@ -602,21 +481,14 @@
         <w:rPr>
           <w:rFonts w:ascii="Aptos" w:hAnsi="Aptos"/>
           <w:b/>
-          <w:i w:val="0"/>
-          <w:color w:val="000000"/>
-          <w:sz w:val="24"/>
         </w:rPr>
-        <w:t>Legal File Preparation:</w:t>
+        <w:t>Court Case Tracking:</w:t>
       </w:r>
       <w:r>
         <w:rPr>
           <w:rFonts w:ascii="Aptos" w:hAnsi="Aptos"/>
-          <w:b w:val="0"/>
-          <w:i w:val="0"/>
-          <w:color w:val="000000"/>
-          <w:sz w:val="24"/>
         </w:rPr>
-        <w:t xml:space="preserve"> Prepare court filing and supporting documentations.</w:t>
+        <w:t xml:space="preserve"> Track legal cases through the court process.</w:t>
       </w:r>
     </w:p>
     <w:p>
@@ -627,46 +499,14 @@
         <w:rPr>
           <w:rFonts w:ascii="Aptos" w:hAnsi="Aptos"/>
           <w:b/>
-          <w:i w:val="0"/>
-          <w:color w:val="000000"/>
-          <w:sz w:val="24"/>
         </w:rPr>
-        <w:t>Document Storage:</w:t>
+        <w:t>Legal Review:</w:t>
       </w:r>
       <w:r>
         <w:rPr>
           <w:rFonts w:ascii="Aptos" w:hAnsi="Aptos"/>
-          <w:b w:val="0"/>
-          <w:i w:val="0"/>
-          <w:color w:val="000000"/>
-          <w:sz w:val="24"/>
         </w:rPr>
-        <w:t xml:space="preserve"> Maintain affirmations, petitions, exhibits and legal correspondence.</w:t>
-      </w:r>
-    </w:p>
-    <w:p>
-      <w:pPr>
-        <w:pStyle w:val="ListParagraph"/>
-      </w:pPr>
-      <w:r>
-        <w:rPr>
-          <w:rFonts w:ascii="Aptos" w:hAnsi="Aptos"/>
-          <w:b/>
-          <w:i w:val="0"/>
-          <w:color w:val="000000"/>
-          <w:sz w:val="24"/>
-        </w:rPr>
-        <w:t>Legal Review</w:t>
-      </w:r>
-      <w:r>
-        <w:rPr>
-          <w:rFonts w:ascii="Aptos" w:hAnsi="Aptos"/>
-          <w:b w:val="0"/>
-          <w:i w:val="0"/>
-          <w:color w:val="000000"/>
-          <w:sz w:val="24"/>
-        </w:rPr>
-        <w:t>: Review inspector activities and documentation before filing legal actions.</w:t>
+        <w:t xml:space="preserve"> Review case information before filing legal actions.  </w:t>
       </w:r>
     </w:p>
     <w:p>
@@ -692,21 +532,14 @@
         <w:rPr>
           <w:rFonts w:ascii="Aptos" w:hAnsi="Aptos"/>
           <w:b/>
-          <w:i w:val="0"/>
-          <w:color w:val="000000"/>
-          <w:sz w:val="24"/>
         </w:rPr>
-        <w:t xml:space="preserve">Legal Enforcement: </w:t>
+        <w:t>Legal Review:</w:t>
       </w:r>
       <w:r>
         <w:rPr>
           <w:rFonts w:ascii="Aptos" w:hAnsi="Aptos"/>
-          <w:b w:val="0"/>
-          <w:i w:val="0"/>
-          <w:color w:val="000000"/>
-          <w:sz w:val="24"/>
         </w:rPr>
-        <w:t>File lawsuits and legal actions against non-compliant property owners.</w:t>
+        <w:t xml:space="preserve"> Review cases referred after Code Enforcement determines legal action is needed.</w:t>
       </w:r>
     </w:p>
     <w:p>
@@ -717,21 +550,14 @@
         <w:rPr>
           <w:rFonts w:ascii="Aptos" w:hAnsi="Aptos"/>
           <w:b/>
-          <w:i w:val="0"/>
-          <w:color w:val="000000"/>
-          <w:sz w:val="24"/>
         </w:rPr>
-        <w:t>Rental Registry Enforcement:</w:t>
+        <w:t>Court Filings:</w:t>
       </w:r>
       <w:r>
         <w:rPr>
           <w:rFonts w:ascii="Aptos" w:hAnsi="Aptos"/>
-          <w:b w:val="0"/>
-          <w:i w:val="0"/>
-          <w:color w:val="000000"/>
-          <w:sz w:val="24"/>
         </w:rPr>
-        <w:t xml:space="preserve"> Obtain inspection warrants and pursue Rental Registry enforcement cases.</w:t>
+        <w:t xml:space="preserve"> Prepare and file legal documents.</w:t>
       </w:r>
     </w:p>
     <w:p>
@@ -742,21 +568,14 @@
         <w:rPr>
           <w:rFonts w:ascii="Aptos" w:hAnsi="Aptos"/>
           <w:b/>
-          <w:i w:val="0"/>
-          <w:color w:val="000000"/>
-          <w:sz w:val="24"/>
         </w:rPr>
-        <w:t xml:space="preserve">Court Proceedings: </w:t>
+        <w:t>Inspection Warrants:</w:t>
       </w:r>
       <w:r>
         <w:rPr>
           <w:rFonts w:ascii="Aptos" w:hAnsi="Aptos"/>
-          <w:b w:val="0"/>
-          <w:i w:val="0"/>
-          <w:color w:val="000000"/>
-          <w:sz w:val="24"/>
         </w:rPr>
-        <w:t>Represent Code Enforcement during court proceedings.</w:t>
+        <w:t xml:space="preserve"> Obtain inspection warrants when required.</w:t>
       </w:r>
     </w:p>
     <w:p>
@@ -767,46 +586,14 @@
         <w:rPr>
           <w:rFonts w:ascii="Aptos" w:hAnsi="Aptos"/>
           <w:b/>
-          <w:i w:val="0"/>
-          <w:color w:val="000000"/>
-          <w:sz w:val="24"/>
         </w:rPr>
-        <w:t>Compliance Verification:</w:t>
+        <w:t>Court Proceedings:</w:t>
       </w:r>
       <w:r>
         <w:rPr>
           <w:rFonts w:ascii="Aptos" w:hAnsi="Aptos"/>
-          <w:b w:val="0"/>
-          <w:i w:val="0"/>
-          <w:color w:val="000000"/>
-          <w:sz w:val="24"/>
         </w:rPr>
-        <w:t xml:space="preserve"> Confirm legal requirements have been satisfied before filing.</w:t>
-      </w:r>
-    </w:p>
-    <w:p>
-      <w:pPr>
-        <w:pStyle w:val="ListParagraph"/>
-      </w:pPr>
-      <w:r>
-        <w:rPr>
-          <w:rFonts w:ascii="Aptos" w:hAnsi="Aptos"/>
-          <w:b/>
-          <w:i w:val="0"/>
-          <w:color w:val="000000"/>
-          <w:sz w:val="24"/>
-        </w:rPr>
-        <w:t>Settlement Negotiations:</w:t>
-      </w:r>
-      <w:r>
-        <w:rPr>
-          <w:rFonts w:ascii="Aptos" w:hAnsi="Aptos"/>
-          <w:b w:val="0"/>
-          <w:i w:val="0"/>
-          <w:color w:val="000000"/>
-          <w:sz w:val="24"/>
-        </w:rPr>
-        <w:t xml:space="preserve"> Negotiate compliance and legal resolutions where appropriate.</w:t>
+        <w:t xml:space="preserve"> Represent the City during court proceedings.  </w:t>
       </w:r>
     </w:p>
     <w:p>
@@ -832,21 +619,14 @@
         <w:rPr>
           <w:rFonts w:ascii="Aptos" w:hAnsi="Aptos"/>
           <w:b/>
-          <w:i w:val="0"/>
-          <w:color w:val="000000"/>
-          <w:sz w:val="24"/>
         </w:rPr>
-        <w:t xml:space="preserve">Inspector Coordination: </w:t>
+        <w:t>Inspector Communication:</w:t>
       </w:r>
       <w:r>
         <w:rPr>
           <w:rFonts w:ascii="Aptos" w:hAnsi="Aptos"/>
-          <w:b w:val="0"/>
-          <w:i w:val="0"/>
-          <w:color w:val="000000"/>
-          <w:sz w:val="24"/>
         </w:rPr>
-        <w:t>Work closely with inspectors to obtain documentation and clarify enforcement activities.</w:t>
+        <w:t xml:space="preserve"> Communicate with inspectors regarding case documentation and evidence.</w:t>
       </w:r>
     </w:p>
     <w:p>
@@ -857,21 +637,14 @@
         <w:rPr>
           <w:rFonts w:ascii="Aptos" w:hAnsi="Aptos"/>
           <w:b/>
-          <w:i w:val="0"/>
-          <w:color w:val="000000"/>
-          <w:sz w:val="24"/>
         </w:rPr>
-        <w:t>Paralegal Collaboration:</w:t>
+        <w:t>Paralegal Coordination:</w:t>
       </w:r>
       <w:r>
         <w:rPr>
           <w:rFonts w:ascii="Aptos" w:hAnsi="Aptos"/>
-          <w:b w:val="0"/>
-          <w:i w:val="0"/>
-          <w:color w:val="000000"/>
-          <w:sz w:val="24"/>
         </w:rPr>
-        <w:t xml:space="preserve"> Coordinate preparation of legal documents and court filings.</w:t>
+        <w:t xml:space="preserve"> Coordinate preparation of legal documents.</w:t>
       </w:r>
     </w:p>
     <w:p>
@@ -882,21 +655,14 @@
         <w:rPr>
           <w:rFonts w:ascii="Aptos" w:hAnsi="Aptos"/>
           <w:b/>
-          <w:i w:val="0"/>
-          <w:color w:val="000000"/>
-          <w:sz w:val="24"/>
         </w:rPr>
-        <w:t xml:space="preserve">Property Owner Communication: </w:t>
+        <w:t>Court Communication:</w:t>
       </w:r>
       <w:r>
         <w:rPr>
           <w:rFonts w:ascii="Aptos" w:hAnsi="Aptos"/>
-          <w:b w:val="0"/>
-          <w:i w:val="0"/>
-          <w:color w:val="000000"/>
-          <w:sz w:val="24"/>
         </w:rPr>
-        <w:t>Negotiate compliance and legal resolutions</w:t>
+        <w:t xml:space="preserve"> Communicate with the courts regarding legal filings.</w:t>
       </w:r>
     </w:p>
     <w:p>
@@ -907,31 +673,32 @@
         <w:rPr>
           <w:rFonts w:ascii="Aptos" w:hAnsi="Aptos"/>
           <w:b/>
-          <w:i w:val="0"/>
-          <w:color w:val="000000"/>
-          <w:sz w:val="24"/>
         </w:rPr>
-        <w:t xml:space="preserve">Interdepartmental Coordination: </w:t>
+        <w:t>Property Owner Communication:</w:t>
       </w:r>
       <w:r>
         <w:rPr>
           <w:rFonts w:ascii="Aptos" w:hAnsi="Aptos"/>
-          <w:b w:val="0"/>
-          <w:i w:val="0"/>
-          <w:color w:val="000000"/>
-          <w:sz w:val="24"/>
         </w:rPr>
-        <w:t>Coordinate with Code Enforcement leadership throughout litigation</w:t>
+        <w:t xml:space="preserve"> Communicate with property owners or their representatives during legal proceedings.</w:t>
+      </w:r>
+    </w:p>
+    <w:p>
+      <w:pPr>
+        <w:pStyle w:val="ListParagraph"/>
+      </w:pPr>
+      <w:r>
+        <w:rPr>
+          <w:rFonts w:ascii="Aptos" w:hAnsi="Aptos"/>
+          <w:b/>
+        </w:rPr>
+        <w:t>Interdepartmental Coordination:</w:t>
       </w:r>
       <w:r>
         <w:rPr>
           <w:rFonts w:ascii="Aptos" w:hAnsi="Aptos"/>
-          <w:b/>
-          <w:i w:val="0"/>
-          <w:color w:val="000000"/>
-          <w:sz w:val="24"/>
         </w:rPr>
-        <w:t>.</w:t>
+        <w:t xml:space="preserve"> Coordinate with Code Enforcement staff regarding legal cases.</w:t>
       </w:r>
     </w:p>
     <w:p>
@@ -1066,21 +833,6 @@
           <w:color w:val="000000"/>
           <w:sz w:val="24"/>
         </w:rPr>
-        <w:t>Microsoft Word</w:t>
-      </w:r>
-    </w:p>
-    <w:p>
-      <w:pPr>
-        <w:pStyle w:val="ListParagraph"/>
-      </w:pPr>
-      <w:r>
-        <w:rPr>
-          <w:rFonts w:ascii="Aptos" w:hAnsi="Aptos"/>
-          <w:b w:val="0"/>
-          <w:i w:val="0"/>
-          <w:color w:val="000000"/>
-          <w:sz w:val="24"/>
-        </w:rPr>
         <w:t>Outlook</w:t>
       </w:r>
     </w:p>
@@ -1111,7 +863,22 @@
           <w:color w:val="000000"/>
           <w:sz w:val="24"/>
         </w:rPr>
-        <w:t>iManage</w:t>
+        <w:t>IManage</w:t>
+      </w:r>
+    </w:p>
+    <w:p>
+      <w:pPr>
+        <w:pStyle w:val="ListParagraph"/>
+      </w:pPr>
+      <w:r>
+        <w:rPr>
+          <w:rFonts w:ascii="Aptos" w:hAnsi="Aptos"/>
+          <w:b w:val="0"/>
+          <w:i w:val="0"/>
+          <w:color w:val="000000"/>
+          <w:sz w:val="24"/>
+        </w:rPr>
+        <w:t>Microsoft Word</w:t>
       </w:r>
     </w:p>
     <w:p>
@@ -1401,21 +1168,6 @@
       <w:r>
         <w:rPr>
           <w:rFonts w:ascii="Aptos" w:hAnsi="Aptos"/>
-          <w:b w:val="0"/>
-          <w:i w:val="0"/>
-          <w:color w:val="000000"/>
-          <w:sz w:val="24"/>
-        </w:rPr>
-        <w:t>Other:</w:t>
-      </w:r>
-    </w:p>
-    <w:p>
-      <w:pPr>
-        <w:pStyle w:val="ListParagraph"/>
-      </w:pPr>
-      <w:r>
-        <w:rPr>
-          <w:rFonts w:ascii="Aptos" w:hAnsi="Aptos"/>
           <w:b/>
           <w:i w:val="0"/>
           <w:color w:val="000000"/>
@@ -1456,7 +1208,47 @@
           <w:color w:val="000000"/>
           <w:sz w:val="24"/>
         </w:rPr>
-        <w:t xml:space="preserve"> Ownership, tax, and legal research require multiple external systems including Westlaw, County Clerk, eTax, and AS400.</w:t>
+        <w:t xml:space="preserve"> Ownership, tax, and legal research require multiple external systems including Westlaw, County Clerk, eTax, and AS400</w:t>
+      </w:r>
+    </w:p>
+    <w:p>
+      <w:pPr>
+        <w:pStyle w:val="ListParagraph"/>
+      </w:pPr>
+      <w:r>
+        <w:rPr>
+          <w:rFonts w:ascii="Aptos" w:hAnsi="Aptos"/>
+          <w:b/>
+          <w:i w:val="0"/>
+          <w:color w:val="000000"/>
+          <w:sz w:val="24"/>
+        </w:rPr>
+        <w:t>Evidence Collection:</w:t>
+      </w:r>
+      <w:r>
+        <w:rPr>
+          <w:rFonts w:ascii="Aptos" w:hAnsi="Aptos"/>
+          <w:b w:val="0"/>
+          <w:i w:val="0"/>
+          <w:color w:val="000000"/>
+          <w:sz w:val="24"/>
+        </w:rPr>
+        <w:t xml:space="preserve"> Gathering exhibits and supporting documentation requires manual coordination across multiple departments and file repositories.</w:t>
+      </w:r>
+    </w:p>
+    <w:p>
+      <w:pPr>
+        <w:pStyle w:val="ListParagraph"/>
+      </w:pPr>
+      <w:r>
+        <w:rPr>
+          <w:rFonts w:ascii="Aptos" w:hAnsi="Aptos"/>
+          <w:b w:val="0"/>
+          <w:i w:val="0"/>
+          <w:color w:val="000000"/>
+          <w:sz w:val="24"/>
+        </w:rPr>
+        <w:t>Other:</w:t>
       </w:r>
     </w:p>
     <w:p>
@@ -1482,31 +1274,6 @@
           <w:sz w:val="24"/>
         </w:rPr>
         <w:t xml:space="preserve"> Legal work depends on inspectors completing investigations and providing complete documentation before cases can proceed.</w:t>
-      </w:r>
-    </w:p>
-    <w:p>
-      <w:pPr>
-        <w:pStyle w:val="ListParagraph"/>
-      </w:pPr>
-      <w:r>
-        <w:rPr>
-          <w:rFonts w:ascii="Aptos" w:hAnsi="Aptos"/>
-          <w:b/>
-          <w:i w:val="0"/>
-          <w:color w:val="000000"/>
-          <w:sz w:val="24"/>
-        </w:rPr>
-        <w:t>Evidence Collection:</w:t>
-      </w:r>
-      <w:r>
-        <w:rPr>
-          <w:rFonts w:ascii="Aptos" w:hAnsi="Aptos"/>
-          <w:b w:val="0"/>
-          <w:i w:val="0"/>
-          <w:color w:val="000000"/>
-          <w:sz w:val="24"/>
-        </w:rPr>
-        <w:t xml:space="preserve"> Gathering exhibits and supporting documentation requires manual coordination across multiple departments and file repositories.</w:t>
       </w:r>
     </w:p>
     <w:p>
@@ -1671,6 +1438,81 @@
       <w:r>
         <w:rPr>
           <w:rFonts w:ascii="Aptos" w:hAnsi="Aptos"/>
+          <w:b/>
+          <w:i w:val="0"/>
+          <w:color w:val="000000"/>
+          <w:sz w:val="24"/>
+        </w:rPr>
+        <w:t>Standardized Documentation Practices:</w:t>
+      </w:r>
+      <w:r>
+        <w:rPr>
+          <w:rFonts w:ascii="Aptos" w:hAnsi="Aptos"/>
+          <w:b w:val="0"/>
+          <w:i w:val="0"/>
+          <w:color w:val="000000"/>
+          <w:sz w:val="24"/>
+        </w:rPr>
+        <w:t xml:space="preserve"> Improve consistency in how inspectors document cases and upload evidence.</w:t>
+      </w:r>
+    </w:p>
+    <w:p>
+      <w:pPr>
+        <w:pStyle w:val="ListParagraph"/>
+      </w:pPr>
+      <w:r>
+        <w:rPr>
+          <w:rFonts w:ascii="Aptos" w:hAnsi="Aptos"/>
+          <w:b/>
+          <w:i w:val="0"/>
+          <w:color w:val="000000"/>
+          <w:sz w:val="24"/>
+        </w:rPr>
+        <w:t>Improved Interdepartmental Coordination:</w:t>
+      </w:r>
+      <w:r>
+        <w:rPr>
+          <w:rFonts w:ascii="Aptos" w:hAnsi="Aptos"/>
+          <w:b w:val="0"/>
+          <w:i w:val="0"/>
+          <w:color w:val="000000"/>
+          <w:sz w:val="24"/>
+        </w:rPr>
+        <w:t xml:space="preserve"> Strengthen communication between inspectors, supervisors, paralegals, and attorneys throughout the enforcement process.</w:t>
+      </w:r>
+    </w:p>
+    <w:p>
+      <w:pPr>
+        <w:pStyle w:val="ListParagraph"/>
+      </w:pPr>
+      <w:r>
+        <w:rPr>
+          <w:rFonts w:ascii="Aptos" w:hAnsi="Aptos"/>
+          <w:b/>
+          <w:i w:val="0"/>
+          <w:color w:val="000000"/>
+          <w:sz w:val="24"/>
+        </w:rPr>
+        <w:t>Reduced Manual Research:</w:t>
+      </w:r>
+      <w:r>
+        <w:rPr>
+          <w:rFonts w:ascii="Aptos" w:hAnsi="Aptos"/>
+          <w:b w:val="0"/>
+          <w:i w:val="0"/>
+          <w:color w:val="000000"/>
+          <w:sz w:val="24"/>
+        </w:rPr>
+        <w:t xml:space="preserve"> Reduce the need to search multiple external systems by consolidating legal and property information.</w:t>
+      </w:r>
+    </w:p>
+    <w:p>
+      <w:pPr>
+        <w:pStyle w:val="ListParagraph"/>
+      </w:pPr>
+      <w:r>
+        <w:rPr>
+          <w:rFonts w:ascii="Aptos" w:hAnsi="Aptos"/>
           <w:b w:val="0"/>
           <w:i w:val="0"/>
           <w:color w:val="000000"/>
@@ -1685,96 +1527,21 @@
       </w:pPr>
       <w:r>
         <w:rPr>
-          <w:rFonts w:ascii="Arial" w:hAnsi="Arial"/>
+          <w:rFonts w:ascii="Aptos" w:hAnsi="Aptos"/>
           <w:b/>
           <w:i w:val="0"/>
           <w:color w:val="000000"/>
-          <w:sz w:val="22"/>
-        </w:rPr>
-        <w:t>Standardized Documentation Practices:</w:t>
-      </w:r>
-      <w:r>
-        <w:rPr>
-          <w:rFonts w:ascii="Arial" w:hAnsi="Arial"/>
-          <w:b w:val="0"/>
-          <w:i w:val="0"/>
-          <w:color w:val="000000"/>
-          <w:sz w:val="22"/>
-        </w:rPr>
-        <w:t xml:space="preserve"> Improve consistency in how inspectors document cases and upload evidence.</w:t>
-      </w:r>
-    </w:p>
-    <w:p>
-      <w:pPr>
-        <w:pStyle w:val="ListParagraph"/>
-      </w:pPr>
-      <w:r>
-        <w:rPr>
-          <w:rFonts w:ascii="Arial" w:hAnsi="Arial"/>
-          <w:b/>
-          <w:i w:val="0"/>
-          <w:color w:val="000000"/>
-          <w:sz w:val="22"/>
-        </w:rPr>
-        <w:t>Improved Interdepartmental Coordination:</w:t>
-      </w:r>
-      <w:r>
-        <w:rPr>
-          <w:rFonts w:ascii="Arial" w:hAnsi="Arial"/>
-          <w:b w:val="0"/>
-          <w:i w:val="0"/>
-          <w:color w:val="000000"/>
-          <w:sz w:val="22"/>
-        </w:rPr>
-        <w:t xml:space="preserve"> Strengthen communication between inspectors, supervisors, paralegals, and attorneys throughout the enforcement process.</w:t>
-      </w:r>
-    </w:p>
-    <w:p>
-      <w:pPr>
-        <w:pStyle w:val="ListParagraph"/>
-      </w:pPr>
-      <w:r>
-        <w:rPr>
-          <w:rFonts w:ascii="Arial" w:hAnsi="Arial"/>
-          <w:b/>
-          <w:i w:val="0"/>
-          <w:color w:val="000000"/>
-          <w:sz w:val="22"/>
-        </w:rPr>
-        <w:t>Reduced Manual Research:</w:t>
-      </w:r>
-      <w:r>
-        <w:rPr>
-          <w:rFonts w:ascii="Arial" w:hAnsi="Arial"/>
-          <w:b w:val="0"/>
-          <w:i w:val="0"/>
-          <w:color w:val="000000"/>
-          <w:sz w:val="22"/>
-        </w:rPr>
-        <w:t xml:space="preserve"> Reduce the need to search multiple external systems by consolidating legal and property information.</w:t>
-      </w:r>
-    </w:p>
-    <w:p>
-      <w:pPr>
-        <w:pStyle w:val="ListParagraph"/>
-      </w:pPr>
-      <w:r>
-        <w:rPr>
-          <w:rFonts w:ascii="Arial" w:hAnsi="Arial"/>
-          <w:b/>
-          <w:i w:val="0"/>
-          <w:color w:val="000000"/>
-          <w:sz w:val="22"/>
+          <w:sz w:val="24"/>
         </w:rPr>
         <w:t>Improved Workflow Efficiency:</w:t>
       </w:r>
       <w:r>
         <w:rPr>
-          <w:rFonts w:ascii="Arial" w:hAnsi="Arial"/>
+          <w:rFonts w:ascii="Aptos" w:hAnsi="Aptos"/>
           <w:b w:val="0"/>
           <w:i w:val="0"/>
           <w:color w:val="000000"/>
-          <w:sz w:val="22"/>
+          <w:sz w:val="24"/>
         </w:rPr>
         <w:t xml:space="preserve"> Streamline the process from case referral through court filing by ensuring complete information is available at each stage.</w:t>
       </w:r>

--- a/round1/output/docx_sections/LAW Law.docx
+++ b/round1/output/docx_sections/LAW Law.docx
@@ -1288,7 +1288,17 @@
           <w:color w:val="0F4761"/>
           <w:sz w:val="28"/>
         </w:rPr>
-        <w:t>Expectations:</w:t>
+        <w:t>Expect</w:t>
+      </w:r>
+      <w:r>
+        <w:rPr>
+          <w:rFonts w:ascii="Aptos" w:hAnsi="Aptos"/>
+          <w:b w:val="0"/>
+          <w:i w:val="0"/>
+          <w:color w:val="0F4761"/>
+          <w:sz w:val="28"/>
+        </w:rPr>
+        <w:t>ation:</w:t>
       </w:r>
     </w:p>
     <w:p>
